--- a/content/templates/common-paper-business-associate-agreement/template.docx
+++ b/content/templates/common-paper-business-associate-agreement/template.docx
@@ -3115,6 +3115,9 @@
                 <w:szCs w:val="18"/>
               </w:rPr>
             </w:pPr>
+            <w:r>
+              <w:t>{provider_signatory_name}</w:t>
+            </w:r>
           </w:p>
         </w:tc>
         <w:tc>
@@ -3165,6 +3168,9 @@
                 <w:szCs w:val="18"/>
               </w:rPr>
             </w:pPr>
+            <w:r>
+              <w:t>{company_signatory_name}</w:t>
+            </w:r>
           </w:p>
         </w:tc>
       </w:tr>
@@ -3227,6 +3233,9 @@
                 <w:szCs w:val="18"/>
               </w:rPr>
             </w:pPr>
+            <w:r>
+              <w:t>{provider_signatory_title_display}</w:t>
+            </w:r>
           </w:p>
         </w:tc>
         <w:tc>
@@ -3277,6 +3286,9 @@
                 <w:szCs w:val="18"/>
               </w:rPr>
             </w:pPr>
+            <w:r>
+              <w:t>{company_signatory_title_display}</w:t>
+            </w:r>
           </w:p>
         </w:tc>
       </w:tr>
@@ -3361,6 +3373,9 @@
                 <w:szCs w:val="18"/>
               </w:rPr>
             </w:pPr>
+            <w:r>
+              <w:t>{provider_signatory_email}</w:t>
+            </w:r>
           </w:p>
         </w:tc>
         <w:tc>
@@ -3411,6 +3426,9 @@
                 <w:szCs w:val="18"/>
               </w:rPr>
             </w:pPr>
+            <w:r>
+              <w:t>{company_signatory_email}</w:t>
+            </w:r>
           </w:p>
         </w:tc>
       </w:tr>

--- a/content/templates/common-paper-business-associate-agreement/template.docx
+++ b/content/templates/common-paper-business-associate-agreement/template.docx
@@ -2638,7 +2638,7 @@
                 <w:szCs w:val="16"/>
                 <w:highlight w:val="yellow"/>
               </w:rPr>
-              <w:t>{fill_in_value}</w:t>
+              <w:t>{other_changes}</w:t>
             </w:r>
           </w:p>
         </w:tc>
